--- a/docx/guides/modules/11_calificaciones/historias_usuario.docx
+++ b/docx/guides/modules/11_calificaciones/historias_usuario.docx
@@ -2,13 +2,13 @@
 <file path=word/document.xml><?xml version="1.0" encoding="utf-8"?>
 <w:document xmlns:w="http://schemas.openxmlformats.org/wordprocessingml/2006/main" xmlns:m="http://schemas.openxmlformats.org/officeDocument/2006/math" xmlns:r="http://schemas.openxmlformats.org/officeDocument/2006/relationships" xmlns:o="urn:schemas-microsoft-com:office:office" xmlns:v="urn:schemas-microsoft-com:vml" xmlns:w10="urn:schemas-microsoft-com:office:word" xmlns:a="http://schemas.openxmlformats.org/drawingml/2006/main" xmlns:pic="http://schemas.openxmlformats.org/drawingml/2006/picture" xmlns:wp="http://schemas.openxmlformats.org/drawingml/2006/wordprocessingDrawing">
   <w:body>
-    <w:bookmarkStart w:id="9" w:name="X0f9315d80a6a5ee840c17a16ee74b8ad8cc5a68"/>
+    <w:bookmarkStart w:id="16" w:name="X162b426962258a9028920c67f8fb071792c2820"/>
     <w:p>
       <w:pPr>
         <w:pStyle w:val="Heading1"/>
       </w:pPr>
       <w:r>
-        <w:t xml:space="preserve">Historias de Usuario — Calificaciones y Actividades</w:t>
+        <w:t xml:space="preserve">Historias de Usuario — Calificaciones, Actividades y Evaluación Curricular</w:t>
       </w:r>
     </w:p>
     <w:p>
@@ -16,7 +16,23 @@
         <w:pStyle w:val="FirstParagraph"/>
       </w:pPr>
       <w:r>
-        <w:t xml:space="preserve">Este documento contiene las historias de usuario implementadas para el módulo de Calificaciones y Actividades de AcademiaNeiva.</w:t>
+        <w:t xml:space="preserve">Este documento detalla las Historias de Usuario del módulo de</w:t>
+      </w:r>
+      <w:r>
+        <w:t xml:space="preserve"> </w:t>
+      </w:r>
+      <w:r>
+        <w:rPr>
+          <w:b/>
+          <w:bCs/>
+        </w:rPr>
+        <w:t xml:space="preserve">Calificaciones y Actividades</w:t>
+      </w:r>
+      <w:r>
+        <w:t xml:space="preserve"> </w:t>
+      </w:r>
+      <w:r>
+        <w:t xml:space="preserve">de AcademiaNeiva.</w:t>
       </w:r>
     </w:p>
     <w:p>
@@ -26,83 +42,88 @@
         </w:pict>
       </w:r>
     </w:p>
-    <w:bookmarkEnd w:id="9"/>
-    <w:bookmarkStart w:id="15" w:name="X36d398868ab146281d513d8491f02785df79ade"/>
-    <w:p>
-      <w:pPr>
-        <w:pStyle w:val="Heading1"/>
-      </w:pPr>
-      <w:r>
-        <w:t xml:space="preserve">HU-CAL-001: Crear Actividad Evaluativa de Asignatura</w:t>
-      </w:r>
-    </w:p>
-    <w:bookmarkStart w:id="10" w:name="historia"/>
+    <w:bookmarkStart w:id="12" w:name="Xbb79f3e0c04234982293b3e855a8b243b57ce75"/>
     <w:p>
       <w:pPr>
         <w:pStyle w:val="Heading2"/>
       </w:pPr>
       <w:r>
-        <w:t xml:space="preserve">Historia</w:t>
-      </w:r>
-    </w:p>
-    <w:p>
-      <w:pPr>
-        <w:pStyle w:val="FirstParagraph"/>
+        <w:t xml:space="preserve">1. Diseño de Actividades y Criterios Evaluativos</w:t>
+      </w:r>
+    </w:p>
+    <w:bookmarkStart w:id="9" w:name="Xf3b82c847d46f3d8c749944f3eb88ce7aadfdb8"/>
+    <w:p>
+      <w:pPr>
+        <w:pStyle w:val="Heading3"/>
+      </w:pPr>
+      <w:r>
+        <w:t xml:space="preserve">HU-CAL-001: Creación de Actividades Evaluativas Ponderadas</w:t>
+      </w:r>
+    </w:p>
+    <w:p>
+      <w:pPr>
+        <w:pStyle w:val="Compact"/>
+        <w:numPr>
+          <w:ilvl w:val="0"/>
+          <w:numId w:val="1001"/>
+        </w:numPr>
       </w:pPr>
       <w:r>
         <w:rPr>
           <w:b/>
           <w:bCs/>
         </w:rPr>
-        <w:t xml:space="preserve">Como</w:t>
-      </w:r>
-      <w:r>
-        <w:t xml:space="preserve"> </w:t>
-      </w:r>
-      <w:r>
-        <w:t xml:space="preserve">docente del curso</w:t>
-      </w:r>
-      <w:r>
-        <w:br/>
-      </w:r>
+        <w:t xml:space="preserve">Como:</w:t>
+      </w:r>
+      <w:r>
+        <w:t xml:space="preserve"> </w:t>
+      </w:r>
+      <w:r>
+        <w:t xml:space="preserve">Docente Titular de Asignatura.</w:t>
+      </w:r>
+    </w:p>
+    <w:p>
+      <w:pPr>
+        <w:pStyle w:val="Compact"/>
+        <w:numPr>
+          <w:ilvl w:val="0"/>
+          <w:numId w:val="1001"/>
+        </w:numPr>
+      </w:pPr>
       <w:r>
         <w:rPr>
           <w:b/>
           <w:bCs/>
         </w:rPr>
-        <w:t xml:space="preserve">Quiero</w:t>
-      </w:r>
-      <w:r>
-        <w:t xml:space="preserve"> </w:t>
-      </w:r>
-      <w:r>
-        <w:t xml:space="preserve">registrar una nueva actividad evaluativa asignándole un nombre, porcentaje e id de competencia</w:t>
-      </w:r>
-      <w:r>
-        <w:br/>
-      </w:r>
+        <w:t xml:space="preserve">Quiero:</w:t>
+      </w:r>
+      <w:r>
+        <w:t xml:space="preserve"> </w:t>
+      </w:r>
+      <w:r>
+        <w:t xml:space="preserve">Registrar una nueva actividad de evaluación asignándole un nombre, ponderación porcentual y una evidencia de aprendizaje.</w:t>
+      </w:r>
+    </w:p>
+    <w:p>
+      <w:pPr>
+        <w:pStyle w:val="Compact"/>
+        <w:numPr>
+          <w:ilvl w:val="0"/>
+          <w:numId w:val="1001"/>
+        </w:numPr>
+      </w:pPr>
       <w:r>
         <w:rPr>
           <w:b/>
           <w:bCs/>
         </w:rPr>
-        <w:t xml:space="preserve">Para</w:t>
-      </w:r>
-      <w:r>
-        <w:t xml:space="preserve"> </w:t>
-      </w:r>
-      <w:r>
-        <w:t xml:space="preserve">definir la estructura de evaluación del periodo en mi asignatura.</w:t>
-      </w:r>
-    </w:p>
-    <w:bookmarkEnd w:id="10"/>
-    <w:bookmarkStart w:id="11" w:name="criterios-de-aceptación"/>
-    <w:p>
-      <w:pPr>
-        <w:pStyle w:val="Heading2"/>
-      </w:pPr>
-      <w:r>
-        <w:t xml:space="preserve">Criterios de Aceptación</w:t>
+        <w:t xml:space="preserve">Para:</w:t>
+      </w:r>
+      <w:r>
+        <w:t xml:space="preserve"> </w:t>
+      </w:r>
+      <w:r>
+        <w:t xml:space="preserve">Estructurar el plan de evaluación del periodo académico en mi curso.</w:t>
       </w:r>
     </w:p>
     <w:p>
@@ -114,159 +135,71 @@
         </w:numPr>
       </w:pPr>
       <w:r>
-        <w:t xml:space="preserve">El docente solo puede crear actividades en materias y grupos que tenga asignados en</w:t>
-      </w:r>
-      <w:r>
-        <w:t xml:space="preserve"> </w:t>
-      </w:r>
-      <w:r>
-        <w:rPr>
-          <w:rStyle w:val="VerbatimChar"/>
-        </w:rPr>
-        <w:t xml:space="preserve">detalle_grados</w:t>
-      </w:r>
-      <w:r>
-        <w:t xml:space="preserve">.</w:t>
-      </w:r>
-    </w:p>
-    <w:p>
-      <w:pPr>
-        <w:pStyle w:val="Compact"/>
-        <w:numPr>
-          <w:ilvl w:val="0"/>
-          <w:numId w:val="1001"/>
-        </w:numPr>
-      </w:pPr>
-      <w:r>
-        <w:t xml:space="preserve">La actividad debe estar anclada a una competencia válida y activa.</w:t>
-      </w:r>
-    </w:p>
-    <w:p>
-      <w:pPr>
-        <w:pStyle w:val="Compact"/>
-        <w:numPr>
-          <w:ilvl w:val="0"/>
-          <w:numId w:val="1001"/>
-        </w:numPr>
-      </w:pPr>
-      <w:r>
-        <w:t xml:space="preserve">La sumatoria de las ponderaciones porcentuales de todas las actividades de la materia no debe superar el 100%.</w:t>
-      </w:r>
-    </w:p>
-    <w:p>
-      <w:pPr>
-        <w:pStyle w:val="Compact"/>
-        <w:numPr>
-          <w:ilvl w:val="0"/>
-          <w:numId w:val="1001"/>
-        </w:numPr>
-      </w:pPr>
-      <w:r>
-        <w:t xml:space="preserve">El sistema deniega la creación si el periodo académico correspondiente o el cierre de materia está en estado</w:t>
-      </w:r>
-      <w:r>
-        <w:t xml:space="preserve"> </w:t>
-      </w:r>
-      <w:r>
-        <w:rPr>
-          <w:rStyle w:val="VerbatimChar"/>
-        </w:rPr>
-        <w:t xml:space="preserve">CERRADO</w:t>
-      </w:r>
-      <w:r>
-        <w:t xml:space="preserve">.</w:t>
-      </w:r>
-    </w:p>
-    <w:bookmarkEnd w:id="11"/>
-    <w:bookmarkStart w:id="14" w:name="detalles-técnicos"/>
-    <w:p>
-      <w:pPr>
-        <w:pStyle w:val="Heading2"/>
-      </w:pPr>
-      <w:r>
-        <w:t xml:space="preserve">Detalles Técnicos</w:t>
-      </w:r>
-    </w:p>
-    <w:p>
-      <w:pPr>
-        <w:pStyle w:val="Compact"/>
-        <w:numPr>
-          <w:ilvl w:val="0"/>
-          <w:numId w:val="1002"/>
-        </w:numPr>
-      </w:pPr>
-      <w:r>
         <w:rPr>
           <w:b/>
           <w:bCs/>
         </w:rPr>
-        <w:t xml:space="preserve">Prioridad:</w:t>
-      </w:r>
-      <w:r>
-        <w:t xml:space="preserve"> </w:t>
-      </w:r>
-      <w:r>
-        <w:t xml:space="preserve">Alta</w:t>
-      </w:r>
-    </w:p>
-    <w:p>
-      <w:pPr>
-        <w:pStyle w:val="Compact"/>
-        <w:numPr>
-          <w:ilvl w:val="0"/>
+        <w:t xml:space="preserve">Criterios de Aceptación:</w:t>
+      </w:r>
+    </w:p>
+    <w:p>
+      <w:pPr>
+        <w:pStyle w:val="Compact"/>
+        <w:numPr>
+          <w:ilvl w:val="1"/>
           <w:numId w:val="1002"/>
         </w:numPr>
       </w:pPr>
       <w:r>
-        <w:rPr>
-          <w:b/>
-          <w:bCs/>
-        </w:rPr>
-        <w:t xml:space="preserve">Roles involucrados:</w:t>
-      </w:r>
-      <w:r>
-        <w:t xml:space="preserve"> </w:t>
-      </w:r>
-      <w:r>
-        <w:t xml:space="preserve">Docente</w:t>
-      </w:r>
-    </w:p>
-    <w:p>
-      <w:pPr>
-        <w:pStyle w:val="Compact"/>
-        <w:numPr>
-          <w:ilvl w:val="0"/>
+        <w:t xml:space="preserve">El formulario exige ingresar el título de la actividad, el porcentaje de peso y vincular al menos una evidencia de aprendizaje (formativa o de DBA).</w:t>
+      </w:r>
+    </w:p>
+    <w:p>
+      <w:pPr>
+        <w:pStyle w:val="Compact"/>
+        <w:numPr>
+          <w:ilvl w:val="1"/>
           <w:numId w:val="1002"/>
         </w:numPr>
       </w:pPr>
       <w:r>
-        <w:rPr>
-          <w:b/>
-          <w:bCs/>
-        </w:rPr>
-        <w:t xml:space="preserve">Reglas de negocio relacionadas:</w:t>
-      </w:r>
-      <w:r>
-        <w:t xml:space="preserve"> </w:t>
-      </w:r>
-      <w:r>
-        <w:t xml:space="preserve">RN-CAL-001, RN-CAL-003</w:t>
-      </w:r>
-    </w:p>
-    <w:p>
-      <w:pPr>
-        <w:pStyle w:val="Compact"/>
-        <w:numPr>
-          <w:ilvl w:val="0"/>
+        <w:t xml:space="preserve">Si la sumatoria del porcentaje acumulado de actividades supera el 100%, el backend rechaza la creación con error</w:t>
+      </w:r>
+      <w:r>
+        <w:t xml:space="preserve"> </w:t>
+      </w:r>
+      <w:r>
+        <w:rPr>
+          <w:rStyle w:val="VerbatimChar"/>
+        </w:rPr>
+        <w:t xml:space="preserve">400 Bad Request</w:t>
+      </w:r>
+      <w:r>
+        <w:t xml:space="preserve">.</w:t>
+      </w:r>
+    </w:p>
+    <w:p>
+      <w:pPr>
+        <w:pStyle w:val="Compact"/>
+        <w:numPr>
+          <w:ilvl w:val="1"/>
           <w:numId w:val="1002"/>
         </w:numPr>
       </w:pPr>
       <w:r>
-        <w:rPr>
-          <w:b/>
-          <w:bCs/>
-        </w:rPr>
-        <w:t xml:space="preserve">Endpoints relacionados:</w:t>
+        <w:t xml:space="preserve">El sistema guarda la autoría del docente creador en</w:t>
+      </w:r>
+      <w:r>
+        <w:t xml:space="preserve"> </w:t>
+      </w:r>
+      <w:r>
+        <w:rPr>
+          <w:rStyle w:val="VerbatimChar"/>
+        </w:rPr>
+        <w:t xml:space="preserve">id_docente_creador</w:t>
+      </w:r>
+      <w:r>
+        <w:t xml:space="preserve">.</w:t>
       </w:r>
     </w:p>
     <w:p>
@@ -274,95 +207,11 @@
         <w:pStyle w:val="Compact"/>
         <w:numPr>
           <w:ilvl w:val="1"/>
-          <w:numId w:val="1003"/>
-        </w:numPr>
-      </w:pPr>
-      <w:r>
-        <w:rPr>
-          <w:rStyle w:val="VerbatimChar"/>
-        </w:rPr>
-        <w:t xml:space="preserve">POST /api/teacher/activities</w:t>
-      </w:r>
-    </w:p>
-    <w:p>
-      <w:pPr>
-        <w:pStyle w:val="Compact"/>
-        <w:numPr>
-          <w:ilvl w:val="0"/>
           <w:numId w:val="1002"/>
         </w:numPr>
       </w:pPr>
       <w:r>
-        <w:rPr>
-          <w:b/>
-          <w:bCs/>
-        </w:rPr>
-        <w:t xml:space="preserve">Componentes frontend relacionados:</w:t>
-      </w:r>
-    </w:p>
-    <w:p>
-      <w:pPr>
-        <w:pStyle w:val="Compact"/>
-        <w:numPr>
-          <w:ilvl w:val="1"/>
-          <w:numId w:val="1004"/>
-        </w:numPr>
-      </w:pPr>
-      <w:hyperlink r:id="rId12">
-        <w:r>
-          <w:rPr>
-            <w:rStyle w:val="Hyperlink"/>
-          </w:rPr>
-          <w:t xml:space="preserve">TeacherGrades.vue</w:t>
-        </w:r>
-      </w:hyperlink>
-    </w:p>
-    <w:p>
-      <w:pPr>
-        <w:pStyle w:val="Compact"/>
-        <w:numPr>
-          <w:ilvl w:val="0"/>
-          <w:numId w:val="1002"/>
-        </w:numPr>
-      </w:pPr>
-      <w:r>
-        <w:rPr>
-          <w:b/>
-          <w:bCs/>
-        </w:rPr>
-        <w:t xml:space="preserve">Controllers/Services relacionados:</w:t>
-      </w:r>
-    </w:p>
-    <w:p>
-      <w:pPr>
-        <w:pStyle w:val="Compact"/>
-        <w:numPr>
-          <w:ilvl w:val="1"/>
-          <w:numId w:val="1005"/>
-        </w:numPr>
-      </w:pPr>
-      <w:hyperlink r:id="rId13">
-        <w:r>
-          <w:rPr>
-            <w:rStyle w:val="Hyperlink"/>
-          </w:rPr>
-          <w:t xml:space="preserve">gradingController.ts</w:t>
-        </w:r>
-      </w:hyperlink>
-      <w:r>
-        <w:t xml:space="preserve"> </w:t>
-      </w:r>
-      <w:r>
-        <w:t xml:space="preserve">(</w:t>
-      </w:r>
-      <w:r>
-        <w:rPr>
-          <w:rStyle w:val="VerbatimChar"/>
-        </w:rPr>
-        <w:t xml:space="preserve">createActivity</w:t>
-      </w:r>
-      <w:r>
-        <w:t xml:space="preserve">)</w:t>
+        <w:t xml:space="preserve">La actividad aparece disponible de inmediato en la planilla de calificaciones del curso.</w:t>
       </w:r>
     </w:p>
     <w:p>
@@ -372,84 +221,80 @@
         </w:pict>
       </w:r>
     </w:p>
-    <w:bookmarkEnd w:id="14"/>
-    <w:bookmarkEnd w:id="15"/>
-    <w:bookmarkStart w:id="19" w:name="Xd63a17570399c541628a50a43ea3f8ecbf2ba3f"/>
-    <w:p>
-      <w:pPr>
-        <w:pStyle w:val="Heading1"/>
-      </w:pPr>
-      <w:r>
-        <w:t xml:space="preserve">HU-CAL-002: Crear Criterio de Evaluación en Actividad</w:t>
-      </w:r>
-    </w:p>
-    <w:bookmarkStart w:id="16" w:name="historia-1"/>
-    <w:p>
-      <w:pPr>
-        <w:pStyle w:val="Heading2"/>
-      </w:pPr>
-      <w:r>
-        <w:t xml:space="preserve">Historia</w:t>
-      </w:r>
-    </w:p>
-    <w:p>
-      <w:pPr>
-        <w:pStyle w:val="FirstParagraph"/>
+    <w:bookmarkEnd w:id="9"/>
+    <w:bookmarkStart w:id="10" w:name="X59dc52c4b2f376346a3537038da3a5cd7ae614e"/>
+    <w:p>
+      <w:pPr>
+        <w:pStyle w:val="Heading3"/>
+      </w:pPr>
+      <w:r>
+        <w:t xml:space="preserve">HU-CAL-002: Desglose de Actividades en Criterios Porcentuales</w:t>
+      </w:r>
+    </w:p>
+    <w:p>
+      <w:pPr>
+        <w:pStyle w:val="Compact"/>
+        <w:numPr>
+          <w:ilvl w:val="0"/>
+          <w:numId w:val="1003"/>
+        </w:numPr>
       </w:pPr>
       <w:r>
         <w:rPr>
           <w:b/>
           <w:bCs/>
         </w:rPr>
-        <w:t xml:space="preserve">Como</w:t>
-      </w:r>
-      <w:r>
-        <w:t xml:space="preserve"> </w:t>
-      </w:r>
-      <w:r>
-        <w:t xml:space="preserve">docente del curso</w:t>
-      </w:r>
-      <w:r>
-        <w:br/>
-      </w:r>
+        <w:t xml:space="preserve">Como:</w:t>
+      </w:r>
+      <w:r>
+        <w:t xml:space="preserve"> </w:t>
+      </w:r>
+      <w:r>
+        <w:t xml:space="preserve">Docente Titular.</w:t>
+      </w:r>
+    </w:p>
+    <w:p>
+      <w:pPr>
+        <w:pStyle w:val="Compact"/>
+        <w:numPr>
+          <w:ilvl w:val="0"/>
+          <w:numId w:val="1003"/>
+        </w:numPr>
+      </w:pPr>
       <w:r>
         <w:rPr>
           <w:b/>
           <w:bCs/>
         </w:rPr>
-        <w:t xml:space="preserve">Quiero</w:t>
-      </w:r>
-      <w:r>
-        <w:t xml:space="preserve"> </w:t>
-      </w:r>
-      <w:r>
-        <w:t xml:space="preserve">desglosar una actividad evaluativa en múltiples criterios porcentuales</w:t>
-      </w:r>
-      <w:r>
-        <w:br/>
-      </w:r>
+        <w:t xml:space="preserve">Quiero:</w:t>
+      </w:r>
+      <w:r>
+        <w:t xml:space="preserve"> </w:t>
+      </w:r>
+      <w:r>
+        <w:t xml:space="preserve">Desglosar una actividad compleja en múltiples criterios de evaluación con pesos porcentuales independientes.</w:t>
+      </w:r>
+    </w:p>
+    <w:p>
+      <w:pPr>
+        <w:pStyle w:val="Compact"/>
+        <w:numPr>
+          <w:ilvl w:val="0"/>
+          <w:numId w:val="1003"/>
+        </w:numPr>
+      </w:pPr>
       <w:r>
         <w:rPr>
           <w:b/>
           <w:bCs/>
         </w:rPr>
-        <w:t xml:space="preserve">Para</w:t>
-      </w:r>
-      <w:r>
-        <w:t xml:space="preserve"> </w:t>
-      </w:r>
-      <w:r>
-        <w:t xml:space="preserve">evaluar aspectos específicos (ej. Presentación, Contenido, Exposición) en una misma tarea.</w:t>
-      </w:r>
-    </w:p>
-    <w:bookmarkEnd w:id="16"/>
-    <w:bookmarkStart w:id="17" w:name="criterios-de-aceptación-1"/>
-    <w:p>
-      <w:pPr>
-        <w:pStyle w:val="Heading2"/>
-      </w:pPr>
-      <w:r>
-        <w:t xml:space="preserve">Criterios de Aceptación</w:t>
+        <w:t xml:space="preserve">Para:</w:t>
+      </w:r>
+      <w:r>
+        <w:t xml:space="preserve"> </w:t>
+      </w:r>
+      <w:r>
+        <w:t xml:space="preserve">Evaluar con rúbricas detalladas (ej. presentación, sustentación, contenido).</w:t>
       </w:r>
     </w:p>
     <w:p>
@@ -457,65 +302,7 @@
         <w:pStyle w:val="Compact"/>
         <w:numPr>
           <w:ilvl w:val="0"/>
-          <w:numId w:val="1006"/>
-        </w:numPr>
-      </w:pPr>
-      <w:r>
-        <w:t xml:space="preserve">El docente selecciona la actividad padre y registra el nombre y porcentaje del criterio.</w:t>
-      </w:r>
-    </w:p>
-    <w:p>
-      <w:pPr>
-        <w:pStyle w:val="Compact"/>
-        <w:numPr>
-          <w:ilvl w:val="0"/>
-          <w:numId w:val="1006"/>
-        </w:numPr>
-      </w:pPr>
-      <w:r>
-        <w:t xml:space="preserve">La sumatoria de las ponderaciones de todos los criterios pertenecientes a una misma actividad debe dar exactamente el 100%.</w:t>
-      </w:r>
-    </w:p>
-    <w:p>
-      <w:pPr>
-        <w:pStyle w:val="Compact"/>
-        <w:numPr>
-          <w:ilvl w:val="0"/>
-          <w:numId w:val="1006"/>
-        </w:numPr>
-      </w:pPr>
-      <w:r>
-        <w:t xml:space="preserve">Si la actividad pasa a tener criterios, las notas de los alumnos deberán registrarse en la tabla</w:t>
-      </w:r>
-      <w:r>
-        <w:t xml:space="preserve"> </w:t>
-      </w:r>
-      <w:r>
-        <w:rPr>
-          <w:rStyle w:val="VerbatimChar"/>
-        </w:rPr>
-        <w:t xml:space="preserve">nota_criterio</w:t>
-      </w:r>
-      <w:r>
-        <w:t xml:space="preserve">.</w:t>
-      </w:r>
-    </w:p>
-    <w:bookmarkEnd w:id="17"/>
-    <w:bookmarkStart w:id="18" w:name="detalles-técnicos-1"/>
-    <w:p>
-      <w:pPr>
-        <w:pStyle w:val="Heading2"/>
-      </w:pPr>
-      <w:r>
-        <w:t xml:space="preserve">Detalles Técnicos</w:t>
-      </w:r>
-    </w:p>
-    <w:p>
-      <w:pPr>
-        <w:pStyle w:val="Compact"/>
-        <w:numPr>
-          <w:ilvl w:val="0"/>
-          <w:numId w:val="1007"/>
+          <w:numId w:val="1003"/>
         </w:numPr>
       </w:pPr>
       <w:r>
@@ -523,73 +310,7 @@
           <w:b/>
           <w:bCs/>
         </w:rPr>
-        <w:t xml:space="preserve">Prioridad:</w:t>
-      </w:r>
-      <w:r>
-        <w:t xml:space="preserve"> </w:t>
-      </w:r>
-      <w:r>
-        <w:t xml:space="preserve">Alta</w:t>
-      </w:r>
-    </w:p>
-    <w:p>
-      <w:pPr>
-        <w:pStyle w:val="Compact"/>
-        <w:numPr>
-          <w:ilvl w:val="0"/>
-          <w:numId w:val="1007"/>
-        </w:numPr>
-      </w:pPr>
-      <w:r>
-        <w:rPr>
-          <w:b/>
-          <w:bCs/>
-        </w:rPr>
-        <w:t xml:space="preserve">Roles involucrados:</w:t>
-      </w:r>
-      <w:r>
-        <w:t xml:space="preserve"> </w:t>
-      </w:r>
-      <w:r>
-        <w:t xml:space="preserve">Docente</w:t>
-      </w:r>
-    </w:p>
-    <w:p>
-      <w:pPr>
-        <w:pStyle w:val="Compact"/>
-        <w:numPr>
-          <w:ilvl w:val="0"/>
-          <w:numId w:val="1007"/>
-        </w:numPr>
-      </w:pPr>
-      <w:r>
-        <w:rPr>
-          <w:b/>
-          <w:bCs/>
-        </w:rPr>
-        <w:t xml:space="preserve">Reglas de negocio relacionadas:</w:t>
-      </w:r>
-      <w:r>
-        <w:t xml:space="preserve"> </w:t>
-      </w:r>
-      <w:r>
-        <w:t xml:space="preserve">RN-CAL-001, RN-CAL-002</w:t>
-      </w:r>
-    </w:p>
-    <w:p>
-      <w:pPr>
-        <w:pStyle w:val="Compact"/>
-        <w:numPr>
-          <w:ilvl w:val="0"/>
-          <w:numId w:val="1007"/>
-        </w:numPr>
-      </w:pPr>
-      <w:r>
-        <w:rPr>
-          <w:b/>
-          <w:bCs/>
-        </w:rPr>
-        <w:t xml:space="preserve">Endpoints relacionados:</w:t>
+        <w:t xml:space="preserve">Criterios de Aceptación:</w:t>
       </w:r>
     </w:p>
     <w:p>
@@ -597,30 +318,11 @@
         <w:pStyle w:val="Compact"/>
         <w:numPr>
           <w:ilvl w:val="1"/>
-          <w:numId w:val="1008"/>
-        </w:numPr>
-      </w:pPr>
-      <w:r>
-        <w:rPr>
-          <w:rStyle w:val="VerbatimChar"/>
-        </w:rPr>
-        <w:t xml:space="preserve">POST /api/teacher/activities/criteria</w:t>
-      </w:r>
-    </w:p>
-    <w:p>
-      <w:pPr>
-        <w:pStyle w:val="Compact"/>
-        <w:numPr>
-          <w:ilvl w:val="0"/>
-          <w:numId w:val="1007"/>
-        </w:numPr>
-      </w:pPr>
-      <w:r>
-        <w:rPr>
-          <w:b/>
-          <w:bCs/>
-        </w:rPr>
-        <w:t xml:space="preserve">Componentes frontend relacionados:</w:t>
+          <w:numId w:val="1004"/>
+        </w:numPr>
+      </w:pPr>
+      <w:r>
+        <w:t xml:space="preserve">El docente puede agregar múltiples criterios a una actividad existente.</w:t>
       </w:r>
     </w:p>
     <w:p>
@@ -628,32 +330,11 @@
         <w:pStyle w:val="Compact"/>
         <w:numPr>
           <w:ilvl w:val="1"/>
-          <w:numId w:val="1009"/>
-        </w:numPr>
-      </w:pPr>
-      <w:hyperlink r:id="rId12">
-        <w:r>
-          <w:rPr>
-            <w:rStyle w:val="Hyperlink"/>
-          </w:rPr>
-          <w:t xml:space="preserve">TeacherGrades.vue</w:t>
-        </w:r>
-      </w:hyperlink>
-    </w:p>
-    <w:p>
-      <w:pPr>
-        <w:pStyle w:val="Compact"/>
-        <w:numPr>
-          <w:ilvl w:val="0"/>
-          <w:numId w:val="1007"/>
-        </w:numPr>
-      </w:pPr>
-      <w:r>
-        <w:rPr>
-          <w:b/>
-          <w:bCs/>
-        </w:rPr>
-        <w:t xml:space="preserve">Controllers/Services relacionados:</w:t>
+          <w:numId w:val="1004"/>
+        </w:numPr>
+      </w:pPr>
+      <w:r>
+        <w:t xml:space="preserve">La sumatoria de los porcentajes de los criterios no puede superar el 100% de la actividad.</w:t>
       </w:r>
     </w:p>
     <w:p>
@@ -661,31 +342,11 @@
         <w:pStyle w:val="Compact"/>
         <w:numPr>
           <w:ilvl w:val="1"/>
-          <w:numId w:val="1010"/>
-        </w:numPr>
-      </w:pPr>
-      <w:hyperlink r:id="rId13">
-        <w:r>
-          <w:rPr>
-            <w:rStyle w:val="Hyperlink"/>
-          </w:rPr>
-          <w:t xml:space="preserve">gradingController.ts</w:t>
-        </w:r>
-      </w:hyperlink>
-      <w:r>
-        <w:t xml:space="preserve"> </w:t>
-      </w:r>
-      <w:r>
-        <w:t xml:space="preserve">(</w:t>
-      </w:r>
-      <w:r>
-        <w:rPr>
-          <w:rStyle w:val="VerbatimChar"/>
-        </w:rPr>
-        <w:t xml:space="preserve">createCriterion</w:t>
-      </w:r>
-      <w:r>
-        <w:t xml:space="preserve">)</w:t>
+          <w:numId w:val="1004"/>
+        </w:numPr>
+      </w:pPr>
+      <w:r>
+        <w:t xml:space="preserve">En la planilla de calificaciones, la celda de la actividad se desglosa en sub-columnas para calificar cada criterio.</w:t>
       </w:r>
     </w:p>
     <w:p>
@@ -695,84 +356,80 @@
         </w:pict>
       </w:r>
     </w:p>
-    <w:bookmarkEnd w:id="18"/>
-    <w:bookmarkEnd w:id="19"/>
-    <w:bookmarkStart w:id="23" w:name="Xa3c30d507a1ec10e4119e64042503176398d8d9"/>
-    <w:p>
-      <w:pPr>
-        <w:pStyle w:val="Heading1"/>
-      </w:pPr>
-      <w:r>
-        <w:t xml:space="preserve">HU-CAL-003: Registrar y Actualizar Calificaciones Masivas</w:t>
-      </w:r>
-    </w:p>
-    <w:bookmarkStart w:id="20" w:name="historia-2"/>
-    <w:p>
-      <w:pPr>
-        <w:pStyle w:val="Heading2"/>
-      </w:pPr>
-      <w:r>
-        <w:t xml:space="preserve">Historia</w:t>
-      </w:r>
-    </w:p>
-    <w:p>
-      <w:pPr>
-        <w:pStyle w:val="FirstParagraph"/>
+    <w:bookmarkEnd w:id="10"/>
+    <w:bookmarkStart w:id="11" w:name="Xcdaf9000f365c51192fbc474beee89bc3a61512"/>
+    <w:p>
+      <w:pPr>
+        <w:pStyle w:val="Heading3"/>
+      </w:pPr>
+      <w:r>
+        <w:t xml:space="preserve">HU-CAL-003: Evaluación de Evidencias Extra/No Planificadas con Justificación</w:t>
+      </w:r>
+    </w:p>
+    <w:p>
+      <w:pPr>
+        <w:pStyle w:val="Compact"/>
+        <w:numPr>
+          <w:ilvl w:val="0"/>
+          <w:numId w:val="1005"/>
+        </w:numPr>
       </w:pPr>
       <w:r>
         <w:rPr>
           <w:b/>
           <w:bCs/>
         </w:rPr>
-        <w:t xml:space="preserve">Como</w:t>
-      </w:r>
-      <w:r>
-        <w:t xml:space="preserve"> </w:t>
-      </w:r>
-      <w:r>
-        <w:t xml:space="preserve">docente del curso</w:t>
-      </w:r>
-      <w:r>
-        <w:br/>
-      </w:r>
+        <w:t xml:space="preserve">Como:</w:t>
+      </w:r>
+      <w:r>
+        <w:t xml:space="preserve"> </w:t>
+      </w:r>
+      <w:r>
+        <w:t xml:space="preserve">Docente Titular.</w:t>
+      </w:r>
+    </w:p>
+    <w:p>
+      <w:pPr>
+        <w:pStyle w:val="Compact"/>
+        <w:numPr>
+          <w:ilvl w:val="0"/>
+          <w:numId w:val="1005"/>
+        </w:numPr>
+      </w:pPr>
       <w:r>
         <w:rPr>
           <w:b/>
           <w:bCs/>
         </w:rPr>
-        <w:t xml:space="preserve">Quiero</w:t>
-      </w:r>
-      <w:r>
-        <w:t xml:space="preserve"> </w:t>
-      </w:r>
-      <w:r>
-        <w:t xml:space="preserve">ingresar las notas de los estudiantes directamente en la planilla interactiva y guardar los cambios</w:t>
-      </w:r>
-      <w:r>
-        <w:br/>
-      </w:r>
+        <w:t xml:space="preserve">Quiero:</w:t>
+      </w:r>
+      <w:r>
+        <w:t xml:space="preserve"> </w:t>
+      </w:r>
+      <w:r>
+        <w:t xml:space="preserve">Evaluar una evidencia de DBA que no formaba parte de la planeación curricular regular del periodo actual.</w:t>
+      </w:r>
+    </w:p>
+    <w:p>
+      <w:pPr>
+        <w:pStyle w:val="Compact"/>
+        <w:numPr>
+          <w:ilvl w:val="0"/>
+          <w:numId w:val="1005"/>
+        </w:numPr>
+      </w:pPr>
       <w:r>
         <w:rPr>
           <w:b/>
           <w:bCs/>
         </w:rPr>
-        <w:t xml:space="preserve">Para</w:t>
-      </w:r>
-      <w:r>
-        <w:t xml:space="preserve"> </w:t>
-      </w:r>
-      <w:r>
-        <w:t xml:space="preserve">actualizar el rendimiento académico de los alumnos en tiempo real.</w:t>
-      </w:r>
-    </w:p>
-    <w:bookmarkEnd w:id="20"/>
-    <w:bookmarkStart w:id="21" w:name="criterios-de-aceptación-2"/>
-    <w:p>
-      <w:pPr>
-        <w:pStyle w:val="Heading2"/>
-      </w:pPr>
-      <w:r>
-        <w:t xml:space="preserve">Criterios de Aceptación</w:t>
+        <w:t xml:space="preserve">Para:</w:t>
+      </w:r>
+      <w:r>
+        <w:t xml:space="preserve"> </w:t>
+      </w:r>
+      <w:r>
+        <w:t xml:space="preserve">Realizar actividades de refuerzo, nivelación o adelanto temático según el avance del grupo.</w:t>
       </w:r>
     </w:p>
     <w:p>
@@ -780,101 +437,7 @@
         <w:pStyle w:val="Compact"/>
         <w:numPr>
           <w:ilvl w:val="0"/>
-          <w:numId w:val="1011"/>
-        </w:numPr>
-      </w:pPr>
-      <w:r>
-        <w:t xml:space="preserve">La nota ingresada para cada estudiante debe ser un valor numérico ubicado dentro del rango válido de la escala del colegio (ej. entre 1.00 y 5.00).</w:t>
-      </w:r>
-    </w:p>
-    <w:p>
-      <w:pPr>
-        <w:pStyle w:val="Compact"/>
-        <w:numPr>
-          <w:ilvl w:val="0"/>
-          <w:numId w:val="1011"/>
-        </w:numPr>
-      </w:pPr>
-      <w:r>
-        <w:t xml:space="preserve">Si la actividad tiene criterios, la nota ingresada se almacena en</w:t>
-      </w:r>
-      <w:r>
-        <w:t xml:space="preserve"> </w:t>
-      </w:r>
-      <w:r>
-        <w:rPr>
-          <w:rStyle w:val="VerbatimChar"/>
-        </w:rPr>
-        <w:t xml:space="preserve">nota_criterio</w:t>
-      </w:r>
-      <w:r>
-        <w:t xml:space="preserve">. Si no tiene criterios, se guarda en</w:t>
-      </w:r>
-      <w:r>
-        <w:t xml:space="preserve"> </w:t>
-      </w:r>
-      <w:r>
-        <w:rPr>
-          <w:rStyle w:val="VerbatimChar"/>
-        </w:rPr>
-        <w:t xml:space="preserve">notas_actividad</w:t>
-      </w:r>
-      <w:r>
-        <w:t xml:space="preserve">.</w:t>
-      </w:r>
-    </w:p>
-    <w:p>
-      <w:pPr>
-        <w:pStyle w:val="Compact"/>
-        <w:numPr>
-          <w:ilvl w:val="0"/>
-          <w:numId w:val="1011"/>
-        </w:numPr>
-      </w:pPr>
-      <w:r>
-        <w:t xml:space="preserve">Si el periodo está en estado</w:t>
-      </w:r>
-      <w:r>
-        <w:t xml:space="preserve"> </w:t>
-      </w:r>
-      <w:r>
-        <w:rPr>
-          <w:rStyle w:val="VerbatimChar"/>
-        </w:rPr>
-        <w:t xml:space="preserve">CERRADO</w:t>
-      </w:r>
-      <w:r>
-        <w:t xml:space="preserve">, la interfaz deshabilita la edición y el backend rechaza la petición.</w:t>
-      </w:r>
-    </w:p>
-    <w:p>
-      <w:pPr>
-        <w:pStyle w:val="Compact"/>
-        <w:numPr>
-          <w:ilvl w:val="0"/>
-          <w:numId w:val="1011"/>
-        </w:numPr>
-      </w:pPr>
-      <w:r>
-        <w:t xml:space="preserve">El sistema recalcula automáticamente los promedios en pantalla tras el guardado exitoso.</w:t>
-      </w:r>
-    </w:p>
-    <w:bookmarkEnd w:id="21"/>
-    <w:bookmarkStart w:id="22" w:name="detalles-técnicos-2"/>
-    <w:p>
-      <w:pPr>
-        <w:pStyle w:val="Heading2"/>
-      </w:pPr>
-      <w:r>
-        <w:t xml:space="preserve">Detalles Técnicos</w:t>
-      </w:r>
-    </w:p>
-    <w:p>
-      <w:pPr>
-        <w:pStyle w:val="Compact"/>
-        <w:numPr>
-          <w:ilvl w:val="0"/>
-          <w:numId w:val="1012"/>
+          <w:numId w:val="1005"/>
         </w:numPr>
       </w:pPr>
       <w:r>
@@ -882,73 +445,7 @@
           <w:b/>
           <w:bCs/>
         </w:rPr>
-        <w:t xml:space="preserve">Prioridad:</w:t>
-      </w:r>
-      <w:r>
-        <w:t xml:space="preserve"> </w:t>
-      </w:r>
-      <w:r>
-        <w:t xml:space="preserve">Alta</w:t>
-      </w:r>
-    </w:p>
-    <w:p>
-      <w:pPr>
-        <w:pStyle w:val="Compact"/>
-        <w:numPr>
-          <w:ilvl w:val="0"/>
-          <w:numId w:val="1012"/>
-        </w:numPr>
-      </w:pPr>
-      <w:r>
-        <w:rPr>
-          <w:b/>
-          <w:bCs/>
-        </w:rPr>
-        <w:t xml:space="preserve">Roles involucrados:</w:t>
-      </w:r>
-      <w:r>
-        <w:t xml:space="preserve"> </w:t>
-      </w:r>
-      <w:r>
-        <w:t xml:space="preserve">Docente</w:t>
-      </w:r>
-    </w:p>
-    <w:p>
-      <w:pPr>
-        <w:pStyle w:val="Compact"/>
-        <w:numPr>
-          <w:ilvl w:val="0"/>
-          <w:numId w:val="1012"/>
-        </w:numPr>
-      </w:pPr>
-      <w:r>
-        <w:rPr>
-          <w:b/>
-          <w:bCs/>
-        </w:rPr>
-        <w:t xml:space="preserve">Reglas de negocio relacionadas:</w:t>
-      </w:r>
-      <w:r>
-        <w:t xml:space="preserve"> </w:t>
-      </w:r>
-      <w:r>
-        <w:t xml:space="preserve">RN-CAL-002, RN-CAL-003</w:t>
-      </w:r>
-    </w:p>
-    <w:p>
-      <w:pPr>
-        <w:pStyle w:val="Compact"/>
-        <w:numPr>
-          <w:ilvl w:val="0"/>
-          <w:numId w:val="1012"/>
-        </w:numPr>
-      </w:pPr>
-      <w:r>
-        <w:rPr>
-          <w:b/>
-          <w:bCs/>
-        </w:rPr>
-        <w:t xml:space="preserve">Endpoints relacionados:</w:t>
+        <w:t xml:space="preserve">Criterios de Aceptación:</w:t>
       </w:r>
     </w:p>
     <w:p>
@@ -956,14 +453,68 @@
         <w:pStyle w:val="Compact"/>
         <w:numPr>
           <w:ilvl w:val="1"/>
-          <w:numId w:val="1013"/>
-        </w:numPr>
-      </w:pPr>
+          <w:numId w:val="1006"/>
+        </w:numPr>
+      </w:pPr>
+      <w:r>
+        <w:t xml:space="preserve">El sistema detecta que la evidencia DBA no pertenece a la planeación del periodo en curso.</w:t>
+      </w:r>
+    </w:p>
+    <w:p>
+      <w:pPr>
+        <w:pStyle w:val="Compact"/>
+        <w:numPr>
+          <w:ilvl w:val="1"/>
+          <w:numId w:val="1006"/>
+        </w:numPr>
+      </w:pPr>
+      <w:r>
+        <w:t xml:space="preserve">El formulario solicita seleccionar obligatoriamente un motivo (</w:t>
+      </w:r>
       <w:r>
         <w:rPr>
           <w:rStyle w:val="VerbatimChar"/>
         </w:rPr>
-        <w:t xml:space="preserve">POST /api/teacher/grades</w:t>
+        <w:t xml:space="preserve">REFUERZO</w:t>
+      </w:r>
+      <w:r>
+        <w:t xml:space="preserve">,</w:t>
+      </w:r>
+      <w:r>
+        <w:t xml:space="preserve"> </w:t>
+      </w:r>
+      <w:r>
+        <w:rPr>
+          <w:rStyle w:val="VerbatimChar"/>
+        </w:rPr>
+        <w:t xml:space="preserve">NIVELACION</w:t>
+      </w:r>
+      <w:r>
+        <w:t xml:space="preserve">,</w:t>
+      </w:r>
+      <w:r>
+        <w:t xml:space="preserve"> </w:t>
+      </w:r>
+      <w:r>
+        <w:rPr>
+          <w:rStyle w:val="VerbatimChar"/>
+        </w:rPr>
+        <w:t xml:space="preserve">AVANCE_PROGRAMATICO</w:t>
+      </w:r>
+      <w:r>
+        <w:t xml:space="preserve">,</w:t>
+      </w:r>
+      <w:r>
+        <w:t xml:space="preserve"> </w:t>
+      </w:r>
+      <w:r>
+        <w:rPr>
+          <w:rStyle w:val="VerbatimChar"/>
+        </w:rPr>
+        <w:t xml:space="preserve">OTRO</w:t>
+      </w:r>
+      <w:r>
+        <w:t xml:space="preserve">).</w:t>
       </w:r>
     </w:p>
     <w:p>
@@ -971,107 +522,23 @@
         <w:pStyle w:val="Compact"/>
         <w:numPr>
           <w:ilvl w:val="1"/>
-          <w:numId w:val="1013"/>
-        </w:numPr>
-      </w:pPr>
+          <w:numId w:val="1006"/>
+        </w:numPr>
+      </w:pPr>
+      <w:r>
+        <w:t xml:space="preserve">Si se selecciona</w:t>
+      </w:r>
+      <w:r>
+        <w:t xml:space="preserve"> </w:t>
+      </w:r>
       <w:r>
         <w:rPr>
           <w:rStyle w:val="VerbatimChar"/>
         </w:rPr>
-        <w:t xml:space="preserve">GET /api/teacher/grades/:gradeId/:subjectId/:periodId</w:t>
-      </w:r>
-    </w:p>
-    <w:p>
-      <w:pPr>
-        <w:pStyle w:val="Compact"/>
-        <w:numPr>
-          <w:ilvl w:val="0"/>
-          <w:numId w:val="1012"/>
-        </w:numPr>
-      </w:pPr>
-      <w:r>
-        <w:rPr>
-          <w:b/>
-          <w:bCs/>
-        </w:rPr>
-        <w:t xml:space="preserve">Componentes frontend relacionados:</w:t>
-      </w:r>
-    </w:p>
-    <w:p>
-      <w:pPr>
-        <w:pStyle w:val="Compact"/>
-        <w:numPr>
-          <w:ilvl w:val="1"/>
-          <w:numId w:val="1014"/>
-        </w:numPr>
-      </w:pPr>
-      <w:hyperlink r:id="rId12">
-        <w:r>
-          <w:rPr>
-            <w:rStyle w:val="Hyperlink"/>
-          </w:rPr>
-          <w:t xml:space="preserve">TeacherGrades.vue</w:t>
-        </w:r>
-      </w:hyperlink>
-    </w:p>
-    <w:p>
-      <w:pPr>
-        <w:pStyle w:val="Compact"/>
-        <w:numPr>
-          <w:ilvl w:val="0"/>
-          <w:numId w:val="1012"/>
-        </w:numPr>
-      </w:pPr>
-      <w:r>
-        <w:rPr>
-          <w:b/>
-          <w:bCs/>
-        </w:rPr>
-        <w:t xml:space="preserve">Controllers/Services relacionados:</w:t>
-      </w:r>
-    </w:p>
-    <w:p>
-      <w:pPr>
-        <w:pStyle w:val="Compact"/>
-        <w:numPr>
-          <w:ilvl w:val="1"/>
-          <w:numId w:val="1015"/>
-        </w:numPr>
-      </w:pPr>
-      <w:hyperlink r:id="rId13">
-        <w:r>
-          <w:rPr>
-            <w:rStyle w:val="Hyperlink"/>
-          </w:rPr>
-          <w:t xml:space="preserve">gradingController.ts</w:t>
-        </w:r>
-      </w:hyperlink>
-      <w:r>
-        <w:t xml:space="preserve"> </w:t>
-      </w:r>
-      <w:r>
-        <w:t xml:space="preserve">(</w:t>
-      </w:r>
-      <w:r>
-        <w:rPr>
-          <w:rStyle w:val="VerbatimChar"/>
-        </w:rPr>
-        <w:t xml:space="preserve">saveGrades</w:t>
-      </w:r>
-      <w:r>
-        <w:t xml:space="preserve">,</w:t>
-      </w:r>
-      <w:r>
-        <w:t xml:space="preserve"> </w:t>
-      </w:r>
-      <w:r>
-        <w:rPr>
-          <w:rStyle w:val="VerbatimChar"/>
-        </w:rPr>
-        <w:t xml:space="preserve">getGrades</w:t>
-      </w:r>
-      <w:r>
-        <w:t xml:space="preserve">)</w:t>
+        <w:t xml:space="preserve">OTRO</w:t>
+      </w:r>
+      <w:r>
+        <w:t xml:space="preserve">, se exige ingresar una justificación pedagógica detallada.</w:t>
       </w:r>
     </w:p>
     <w:p>
@@ -1081,84 +548,90 @@
         </w:pict>
       </w:r>
     </w:p>
-    <w:bookmarkEnd w:id="22"/>
-    <w:bookmarkEnd w:id="23"/>
-    <w:bookmarkStart w:id="27" w:name="X6a36c9a73ad2440e13ebcf8092f54e8b1e9f49e"/>
-    <w:p>
-      <w:pPr>
-        <w:pStyle w:val="Heading1"/>
-      </w:pPr>
-      <w:r>
-        <w:t xml:space="preserve">HU-CAL-004: Eliminar Actividad Evaluativa o Criterio</w:t>
-      </w:r>
-    </w:p>
-    <w:bookmarkStart w:id="24" w:name="historia-3"/>
+    <w:bookmarkEnd w:id="11"/>
+    <w:bookmarkEnd w:id="12"/>
+    <w:bookmarkStart w:id="15" w:name="registro-y-consolidación-de-notas"/>
     <w:p>
       <w:pPr>
         <w:pStyle w:val="Heading2"/>
       </w:pPr>
       <w:r>
-        <w:t xml:space="preserve">Historia</w:t>
-      </w:r>
-    </w:p>
-    <w:p>
-      <w:pPr>
-        <w:pStyle w:val="FirstParagraph"/>
+        <w:t xml:space="preserve">2. Registro y Consolidación de Notas</w:t>
+      </w:r>
+    </w:p>
+    <w:bookmarkStart w:id="13" w:name="X5cc6441083ebac8a2329a3833a66f84ff5bd9b7"/>
+    <w:p>
+      <w:pPr>
+        <w:pStyle w:val="Heading3"/>
+      </w:pPr>
+      <w:r>
+        <w:t xml:space="preserve">HU-CAL-004: Registro Masivo de Calificaciones y Sincronización Automática</w:t>
+      </w:r>
+    </w:p>
+    <w:p>
+      <w:pPr>
+        <w:pStyle w:val="Compact"/>
+        <w:numPr>
+          <w:ilvl w:val="0"/>
+          <w:numId w:val="1007"/>
+        </w:numPr>
       </w:pPr>
       <w:r>
         <w:rPr>
           <w:b/>
           <w:bCs/>
         </w:rPr>
-        <w:t xml:space="preserve">Como</w:t>
-      </w:r>
-      <w:r>
-        <w:t xml:space="preserve"> </w:t>
-      </w:r>
-      <w:r>
-        <w:t xml:space="preserve">docente del curso</w:t>
-      </w:r>
-      <w:r>
-        <w:br/>
-      </w:r>
+        <w:t xml:space="preserve">Como:</w:t>
+      </w:r>
+      <w:r>
+        <w:t xml:space="preserve"> </w:t>
+      </w:r>
+      <w:r>
+        <w:t xml:space="preserve">Docente Titular.</w:t>
+      </w:r>
+    </w:p>
+    <w:p>
+      <w:pPr>
+        <w:pStyle w:val="Compact"/>
+        <w:numPr>
+          <w:ilvl w:val="0"/>
+          <w:numId w:val="1007"/>
+        </w:numPr>
+      </w:pPr>
       <w:r>
         <w:rPr>
           <w:b/>
           <w:bCs/>
         </w:rPr>
-        <w:t xml:space="preserve">Quiero</w:t>
-      </w:r>
-      <w:r>
-        <w:t xml:space="preserve"> </w:t>
-      </w:r>
-      <w:r>
-        <w:t xml:space="preserve">eliminar una actividad o un criterio que ya no se va a evaluar</w:t>
-      </w:r>
-      <w:r>
-        <w:br/>
-      </w:r>
+        <w:t xml:space="preserve">Quiero:</w:t>
+      </w:r>
+      <w:r>
+        <w:t xml:space="preserve"> </w:t>
+      </w:r>
+      <w:r>
+        <w:t xml:space="preserve">Digitar y guardar masivamente las calificaciones de todos los estudiantes de mi curso en la planilla interactiva.</w:t>
+      </w:r>
+    </w:p>
+    <w:p>
+      <w:pPr>
+        <w:pStyle w:val="Compact"/>
+        <w:numPr>
+          <w:ilvl w:val="0"/>
+          <w:numId w:val="1007"/>
+        </w:numPr>
+      </w:pPr>
       <w:r>
         <w:rPr>
           <w:b/>
           <w:bCs/>
         </w:rPr>
-        <w:t xml:space="preserve">Para</w:t>
-      </w:r>
-      <w:r>
-        <w:t xml:space="preserve"> </w:t>
-      </w:r>
-      <w:r>
-        <w:t xml:space="preserve">ajustar la estructura de ponderación del periodo en mi materia.</w:t>
-      </w:r>
-    </w:p>
-    <w:bookmarkEnd w:id="24"/>
-    <w:bookmarkStart w:id="25" w:name="criterios-de-aceptación-3"/>
-    <w:p>
-      <w:pPr>
-        <w:pStyle w:val="Heading2"/>
-      </w:pPr>
-      <w:r>
-        <w:t xml:space="preserve">Criterios de Aceptación</w:t>
+        <w:t xml:space="preserve">Para:</w:t>
+      </w:r>
+      <w:r>
+        <w:t xml:space="preserve"> </w:t>
+      </w:r>
+      <w:r>
+        <w:t xml:space="preserve">Registrar el rendimiento de los alumnos de manera ágil y sin pérdidas de información.</w:t>
       </w:r>
     </w:p>
     <w:p>
@@ -1166,53 +639,7 @@
         <w:pStyle w:val="Compact"/>
         <w:numPr>
           <w:ilvl w:val="0"/>
-          <w:numId w:val="1016"/>
-        </w:numPr>
-      </w:pPr>
-      <w:r>
-        <w:t xml:space="preserve">El docente presiona eliminar sobre la actividad o criterio.</w:t>
-      </w:r>
-    </w:p>
-    <w:p>
-      <w:pPr>
-        <w:pStyle w:val="Compact"/>
-        <w:numPr>
-          <w:ilvl w:val="0"/>
-          <w:numId w:val="1016"/>
-        </w:numPr>
-      </w:pPr>
-      <w:r>
-        <w:t xml:space="preserve">Si el periodo está cerrado, se deniega la eliminación.</w:t>
-      </w:r>
-    </w:p>
-    <w:p>
-      <w:pPr>
-        <w:pStyle w:val="Compact"/>
-        <w:numPr>
-          <w:ilvl w:val="0"/>
-          <w:numId w:val="1016"/>
-        </w:numPr>
-      </w:pPr>
-      <w:r>
-        <w:t xml:space="preserve">Al procesarse correctamente, se eliminan en cascada las notas registradas asociadas a dicha actividad o criterio en la base de datos.</w:t>
-      </w:r>
-    </w:p>
-    <w:bookmarkEnd w:id="25"/>
-    <w:bookmarkStart w:id="26" w:name="detalles-técnicos-3"/>
-    <w:p>
-      <w:pPr>
-        <w:pStyle w:val="Heading2"/>
-      </w:pPr>
-      <w:r>
-        <w:t xml:space="preserve">Detalles Técnicos</w:t>
-      </w:r>
-    </w:p>
-    <w:p>
-      <w:pPr>
-        <w:pStyle w:val="Compact"/>
-        <w:numPr>
-          <w:ilvl w:val="0"/>
-          <w:numId w:val="1017"/>
+          <w:numId w:val="1007"/>
         </w:numPr>
       </w:pPr>
       <w:r>
@@ -1220,73 +647,7 @@
           <w:b/>
           <w:bCs/>
         </w:rPr>
-        <w:t xml:space="preserve">Prioridad:</w:t>
-      </w:r>
-      <w:r>
-        <w:t xml:space="preserve"> </w:t>
-      </w:r>
-      <w:r>
-        <w:t xml:space="preserve">Media</w:t>
-      </w:r>
-    </w:p>
-    <w:p>
-      <w:pPr>
-        <w:pStyle w:val="Compact"/>
-        <w:numPr>
-          <w:ilvl w:val="0"/>
-          <w:numId w:val="1017"/>
-        </w:numPr>
-      </w:pPr>
-      <w:r>
-        <w:rPr>
-          <w:b/>
-          <w:bCs/>
-        </w:rPr>
-        <w:t xml:space="preserve">Roles involucrados:</w:t>
-      </w:r>
-      <w:r>
-        <w:t xml:space="preserve"> </w:t>
-      </w:r>
-      <w:r>
-        <w:t xml:space="preserve">Docente</w:t>
-      </w:r>
-    </w:p>
-    <w:p>
-      <w:pPr>
-        <w:pStyle w:val="Compact"/>
-        <w:numPr>
-          <w:ilvl w:val="0"/>
-          <w:numId w:val="1017"/>
-        </w:numPr>
-      </w:pPr>
-      <w:r>
-        <w:rPr>
-          <w:b/>
-          <w:bCs/>
-        </w:rPr>
-        <w:t xml:space="preserve">Reglas de negocio relacionadas:</w:t>
-      </w:r>
-      <w:r>
-        <w:t xml:space="preserve"> </w:t>
-      </w:r>
-      <w:r>
-        <w:t xml:space="preserve">RN-CAL-003</w:t>
-      </w:r>
-    </w:p>
-    <w:p>
-      <w:pPr>
-        <w:pStyle w:val="Compact"/>
-        <w:numPr>
-          <w:ilvl w:val="0"/>
-          <w:numId w:val="1017"/>
-        </w:numPr>
-      </w:pPr>
-      <w:r>
-        <w:rPr>
-          <w:b/>
-          <w:bCs/>
-        </w:rPr>
-        <w:t xml:space="preserve">Endpoints relacionados:</w:t>
+        <w:t xml:space="preserve">Criterios de Aceptación:</w:t>
       </w:r>
     </w:p>
     <w:p>
@@ -1294,14 +655,35 @@
         <w:pStyle w:val="Compact"/>
         <w:numPr>
           <w:ilvl w:val="1"/>
-          <w:numId w:val="1018"/>
-        </w:numPr>
-      </w:pPr>
+          <w:numId w:val="1008"/>
+        </w:numPr>
+      </w:pPr>
+      <w:r>
+        <w:t xml:space="preserve">El sistema valida que todas las notas se encuentren dentro del rango institucional (</w:t>
+      </w:r>
       <w:r>
         <w:rPr>
           <w:rStyle w:val="VerbatimChar"/>
         </w:rPr>
-        <w:t xml:space="preserve">DELETE /api/teacher/activities/:id</w:t>
+        <w:t xml:space="preserve">nota_minima</w:t>
+      </w:r>
+      <w:r>
+        <w:t xml:space="preserve"> </w:t>
+      </w:r>
+      <w:r>
+        <w:t xml:space="preserve">a</w:t>
+      </w:r>
+      <w:r>
+        <w:t xml:space="preserve"> </w:t>
+      </w:r>
+      <w:r>
+        <w:rPr>
+          <w:rStyle w:val="VerbatimChar"/>
+        </w:rPr>
+        <w:t xml:space="preserve">nota_maxima</w:t>
+      </w:r>
+      <w:r>
+        <w:t xml:space="preserve">).</w:t>
       </w:r>
     </w:p>
     <w:p>
@@ -1309,30 +691,50 @@
         <w:pStyle w:val="Compact"/>
         <w:numPr>
           <w:ilvl w:val="1"/>
-          <w:numId w:val="1018"/>
-        </w:numPr>
-      </w:pPr>
+          <w:numId w:val="1008"/>
+        </w:numPr>
+      </w:pPr>
+      <w:r>
+        <w:t xml:space="preserve">El backend verifica que todos los alumnos tengan matrícula</w:t>
+      </w:r>
+      <w:r>
+        <w:t xml:space="preserve"> </w:t>
+      </w:r>
       <w:r>
         <w:rPr>
           <w:rStyle w:val="VerbatimChar"/>
         </w:rPr>
-        <w:t xml:space="preserve">DELETE /api/teacher/activities/criteria/:id</w:t>
-      </w:r>
-    </w:p>
-    <w:p>
-      <w:pPr>
-        <w:pStyle w:val="Compact"/>
-        <w:numPr>
-          <w:ilvl w:val="0"/>
-          <w:numId w:val="1017"/>
-        </w:numPr>
-      </w:pPr>
-      <w:r>
-        <w:rPr>
-          <w:b/>
-          <w:bCs/>
-        </w:rPr>
-        <w:t xml:space="preserve">Componentes frontend relacionados:</w:t>
+        <w:t xml:space="preserve">ACTIVA</w:t>
+      </w:r>
+      <w:r>
+        <w:t xml:space="preserve"> </w:t>
+      </w:r>
+      <w:r>
+        <w:t xml:space="preserve">o</w:t>
+      </w:r>
+      <w:r>
+        <w:t xml:space="preserve"> </w:t>
+      </w:r>
+      <w:r>
+        <w:rPr>
+          <w:rStyle w:val="VerbatimChar"/>
+        </w:rPr>
+        <w:t xml:space="preserve">APROBADA</w:t>
+      </w:r>
+      <w:r>
+        <w:t xml:space="preserve">; si hay alumnos inactivos o trasladados, bloquea el guardado con</w:t>
+      </w:r>
+      <w:r>
+        <w:t xml:space="preserve"> </w:t>
+      </w:r>
+      <w:r>
+        <w:rPr>
+          <w:rStyle w:val="VerbatimChar"/>
+        </w:rPr>
+        <w:t xml:space="preserve">409 Conflict</w:t>
+      </w:r>
+      <w:r>
+        <w:t xml:space="preserve">.</w:t>
       </w:r>
     </w:p>
     <w:p>
@@ -1340,76 +742,26 @@
         <w:pStyle w:val="Compact"/>
         <w:numPr>
           <w:ilvl w:val="1"/>
-          <w:numId w:val="1019"/>
-        </w:numPr>
-      </w:pPr>
-      <w:hyperlink r:id="rId12">
-        <w:r>
-          <w:rPr>
-            <w:rStyle w:val="Hyperlink"/>
-          </w:rPr>
-          <w:t xml:space="preserve">TeacherGrades.vue</w:t>
-        </w:r>
-      </w:hyperlink>
-    </w:p>
-    <w:p>
-      <w:pPr>
-        <w:pStyle w:val="Compact"/>
-        <w:numPr>
-          <w:ilvl w:val="0"/>
-          <w:numId w:val="1017"/>
-        </w:numPr>
-      </w:pPr>
-      <w:r>
-        <w:rPr>
-          <w:b/>
-          <w:bCs/>
-        </w:rPr>
-        <w:t xml:space="preserve">Controllers/Services relacionados:</w:t>
-      </w:r>
-    </w:p>
-    <w:p>
-      <w:pPr>
-        <w:pStyle w:val="Compact"/>
-        <w:numPr>
-          <w:ilvl w:val="1"/>
-          <w:numId w:val="1020"/>
-        </w:numPr>
-      </w:pPr>
-      <w:hyperlink r:id="rId13">
-        <w:r>
-          <w:rPr>
-            <w:rStyle w:val="Hyperlink"/>
-          </w:rPr>
-          <w:t xml:space="preserve">gradingController.ts</w:t>
-        </w:r>
-      </w:hyperlink>
-      <w:r>
-        <w:t xml:space="preserve"> </w:t>
-      </w:r>
-      <w:r>
-        <w:t xml:space="preserve">(</w:t>
+          <w:numId w:val="1008"/>
+        </w:numPr>
+      </w:pPr>
+      <w:r>
+        <w:t xml:space="preserve">Para actividades con criterios, el sistema calcula de forma transaccional el promedio ponderado y actualiza automáticamente</w:t>
+      </w:r>
+      <w:r>
+        <w:t xml:space="preserve"> </w:t>
       </w:r>
       <w:r>
         <w:rPr>
           <w:rStyle w:val="VerbatimChar"/>
         </w:rPr>
-        <w:t xml:space="preserve">deleteActivity</w:t>
-      </w:r>
-      <w:r>
-        <w:t xml:space="preserve">,</w:t>
-      </w:r>
-      <w:r>
-        <w:t xml:space="preserve"> </w:t>
-      </w:r>
-      <w:r>
-        <w:rPr>
-          <w:rStyle w:val="VerbatimChar"/>
-        </w:rPr>
-        <w:t xml:space="preserve">deleteCriterion</w:t>
-      </w:r>
-      <w:r>
-        <w:t xml:space="preserve">)</w:t>
+        <w:t xml:space="preserve">notas_actividad</w:t>
+      </w:r>
+      <w:r>
+        <w:t xml:space="preserve"> </w:t>
+      </w:r>
+      <w:r>
+        <w:t xml:space="preserve">con su escala MEN institucional.</w:t>
       </w:r>
     </w:p>
     <w:p>
@@ -1419,84 +771,80 @@
         </w:pict>
       </w:r>
     </w:p>
-    <w:bookmarkEnd w:id="26"/>
-    <w:bookmarkEnd w:id="27"/>
-    <w:bookmarkStart w:id="34" w:name="X5a4cbd3c9a3e1529d8cfe70f95dd53c27f0a884"/>
-    <w:p>
-      <w:pPr>
-        <w:pStyle w:val="Heading1"/>
-      </w:pPr>
-      <w:r>
-        <w:t xml:space="preserve">HU-CAL-005: Consultar Desglose de Notas por Asignatura (Portal Estudiantil y Padre)</w:t>
-      </w:r>
-    </w:p>
-    <w:bookmarkStart w:id="28" w:name="historia-4"/>
-    <w:p>
-      <w:pPr>
-        <w:pStyle w:val="Heading2"/>
-      </w:pPr>
-      <w:r>
-        <w:t xml:space="preserve">Historia</w:t>
-      </w:r>
-    </w:p>
-    <w:p>
-      <w:pPr>
-        <w:pStyle w:val="FirstParagraph"/>
+    <w:bookmarkEnd w:id="13"/>
+    <w:bookmarkStart w:id="14" w:name="Xeaf7aba3cd3c2db12862f4132004dd3add51bc3"/>
+    <w:p>
+      <w:pPr>
+        <w:pStyle w:val="Heading3"/>
+      </w:pPr>
+      <w:r>
+        <w:t xml:space="preserve">HU-CAL-005: Bloqueo de Calificaciones por Cierre de Periodo o Materia</w:t>
+      </w:r>
+    </w:p>
+    <w:p>
+      <w:pPr>
+        <w:pStyle w:val="Compact"/>
+        <w:numPr>
+          <w:ilvl w:val="0"/>
+          <w:numId w:val="1009"/>
+        </w:numPr>
       </w:pPr>
       <w:r>
         <w:rPr>
           <w:b/>
           <w:bCs/>
         </w:rPr>
-        <w:t xml:space="preserve">Como</w:t>
-      </w:r>
-      <w:r>
-        <w:t xml:space="preserve"> </w:t>
-      </w:r>
-      <w:r>
-        <w:t xml:space="preserve">estudiante o padre de familia</w:t>
-      </w:r>
-      <w:r>
-        <w:br/>
-      </w:r>
+        <w:t xml:space="preserve">Como:</w:t>
+      </w:r>
+      <w:r>
+        <w:t xml:space="preserve"> </w:t>
+      </w:r>
+      <w:r>
+        <w:t xml:space="preserve">Directivo / Sistema de Auditoría.</w:t>
+      </w:r>
+    </w:p>
+    <w:p>
+      <w:pPr>
+        <w:pStyle w:val="Compact"/>
+        <w:numPr>
+          <w:ilvl w:val="0"/>
+          <w:numId w:val="1009"/>
+        </w:numPr>
+      </w:pPr>
       <w:r>
         <w:rPr>
           <w:b/>
           <w:bCs/>
         </w:rPr>
-        <w:t xml:space="preserve">Quiero</w:t>
-      </w:r>
-      <w:r>
-        <w:t xml:space="preserve"> </w:t>
-      </w:r>
-      <w:r>
-        <w:t xml:space="preserve">ingresar al detalle de una materia</w:t>
-      </w:r>
-      <w:r>
-        <w:br/>
-      </w:r>
+        <w:t xml:space="preserve">Quiero:</w:t>
+      </w:r>
+      <w:r>
+        <w:t xml:space="preserve"> </w:t>
+      </w:r>
+      <w:r>
+        <w:t xml:space="preserve">Que las planillas de calificaciones queden completamente bloqueadas una vez cerrado el periodo institucional o la materia.</w:t>
+      </w:r>
+    </w:p>
+    <w:p>
+      <w:pPr>
+        <w:pStyle w:val="Compact"/>
+        <w:numPr>
+          <w:ilvl w:val="0"/>
+          <w:numId w:val="1009"/>
+        </w:numPr>
+      </w:pPr>
       <w:r>
         <w:rPr>
           <w:b/>
           <w:bCs/>
         </w:rPr>
-        <w:t xml:space="preserve">Para</w:t>
-      </w:r>
-      <w:r>
-        <w:t xml:space="preserve"> </w:t>
-      </w:r>
-      <w:r>
-        <w:t xml:space="preserve">visualizar la lista completa de actividades evaluadas, sus porcentajes y las notas obtenidas.</w:t>
-      </w:r>
-    </w:p>
-    <w:bookmarkEnd w:id="28"/>
-    <w:bookmarkStart w:id="29" w:name="criterios-de-aceptación-4"/>
-    <w:p>
-      <w:pPr>
-        <w:pStyle w:val="Heading2"/>
-      </w:pPr>
-      <w:r>
-        <w:t xml:space="preserve">Criterios de Aceptación</w:t>
+        <w:t xml:space="preserve">Para:</w:t>
+      </w:r>
+      <w:r>
+        <w:t xml:space="preserve"> </w:t>
+      </w:r>
+      <w:r>
+        <w:t xml:space="preserve">Garantizar la inmutabilidad y transparencia de las notas finales reportadas en los boletines.</w:t>
       </w:r>
     </w:p>
     <w:p>
@@ -1504,53 +852,7 @@
         <w:pStyle w:val="Compact"/>
         <w:numPr>
           <w:ilvl w:val="0"/>
-          <w:numId w:val="1021"/>
-        </w:numPr>
-      </w:pPr>
-      <w:r>
-        <w:t xml:space="preserve">Muestra el listado de actividades y criterios evaluados con sus respectivas notas y ponderaciones.</w:t>
-      </w:r>
-    </w:p>
-    <w:p>
-      <w:pPr>
-        <w:pStyle w:val="Compact"/>
-        <w:numPr>
-          <w:ilvl w:val="0"/>
-          <w:numId w:val="1021"/>
-        </w:numPr>
-      </w:pPr>
-      <w:r>
-        <w:t xml:space="preserve">Indica el promedio parcial ponderado acumulado en la asignatura.</w:t>
-      </w:r>
-    </w:p>
-    <w:p>
-      <w:pPr>
-        <w:pStyle w:val="Compact"/>
-        <w:numPr>
-          <w:ilvl w:val="0"/>
-          <w:numId w:val="1021"/>
-        </w:numPr>
-      </w:pPr>
-      <w:r>
-        <w:t xml:space="preserve">Si la nota obtenida es inferior a la nota de aprobación del colegio, se resalta visualmente en color rojo.</w:t>
-      </w:r>
-    </w:p>
-    <w:bookmarkEnd w:id="29"/>
-    <w:bookmarkStart w:id="33" w:name="detalles-técnicos-4"/>
-    <w:p>
-      <w:pPr>
-        <w:pStyle w:val="Heading2"/>
-      </w:pPr>
-      <w:r>
-        <w:t xml:space="preserve">Detalles Técnicos</w:t>
-      </w:r>
-    </w:p>
-    <w:p>
-      <w:pPr>
-        <w:pStyle w:val="Compact"/>
-        <w:numPr>
-          <w:ilvl w:val="0"/>
-          <w:numId w:val="1022"/>
+          <w:numId w:val="1009"/>
         </w:numPr>
       </w:pPr>
       <w:r>
@@ -1558,73 +860,7 @@
           <w:b/>
           <w:bCs/>
         </w:rPr>
-        <w:t xml:space="preserve">Prioridad:</w:t>
-      </w:r>
-      <w:r>
-        <w:t xml:space="preserve"> </w:t>
-      </w:r>
-      <w:r>
-        <w:t xml:space="preserve">Alta</w:t>
-      </w:r>
-    </w:p>
-    <w:p>
-      <w:pPr>
-        <w:pStyle w:val="Compact"/>
-        <w:numPr>
-          <w:ilvl w:val="0"/>
-          <w:numId w:val="1022"/>
-        </w:numPr>
-      </w:pPr>
-      <w:r>
-        <w:rPr>
-          <w:b/>
-          <w:bCs/>
-        </w:rPr>
-        <w:t xml:space="preserve">Roles involucrados:</w:t>
-      </w:r>
-      <w:r>
-        <w:t xml:space="preserve"> </w:t>
-      </w:r>
-      <w:r>
-        <w:t xml:space="preserve">Estudiante, Padre de Familia</w:t>
-      </w:r>
-    </w:p>
-    <w:p>
-      <w:pPr>
-        <w:pStyle w:val="Compact"/>
-        <w:numPr>
-          <w:ilvl w:val="0"/>
-          <w:numId w:val="1022"/>
-        </w:numPr>
-      </w:pPr>
-      <w:r>
-        <w:rPr>
-          <w:b/>
-          <w:bCs/>
-        </w:rPr>
-        <w:t xml:space="preserve">Reglas de negocio relacionadas:</w:t>
-      </w:r>
-      <w:r>
-        <w:t xml:space="preserve"> </w:t>
-      </w:r>
-      <w:r>
-        <w:t xml:space="preserve">N/A</w:t>
-      </w:r>
-    </w:p>
-    <w:p>
-      <w:pPr>
-        <w:pStyle w:val="Compact"/>
-        <w:numPr>
-          <w:ilvl w:val="0"/>
-          <w:numId w:val="1022"/>
-        </w:numPr>
-      </w:pPr>
-      <w:r>
-        <w:rPr>
-          <w:b/>
-          <w:bCs/>
-        </w:rPr>
-        <w:t xml:space="preserve">Endpoints relacionados:</w:t>
+        <w:t xml:space="preserve">Criterios de Aceptación:</w:t>
       </w:r>
     </w:p>
     <w:p>
@@ -1632,14 +868,35 @@
         <w:pStyle w:val="Compact"/>
         <w:numPr>
           <w:ilvl w:val="1"/>
-          <w:numId w:val="1023"/>
-        </w:numPr>
-      </w:pPr>
+          <w:numId w:val="1010"/>
+        </w:numPr>
+      </w:pPr>
+      <w:r>
+        <w:t xml:space="preserve">Si</w:t>
+      </w:r>
+      <w:r>
+        <w:t xml:space="preserve"> </w:t>
+      </w:r>
       <w:r>
         <w:rPr>
           <w:rStyle w:val="VerbatimChar"/>
         </w:rPr>
-        <w:t xml:space="preserve">GET /api/student/grades/:id_estudiante/:id_periodo</w:t>
+        <w:t xml:space="preserve">periodo_academico.estado === 'CERRADO'</w:t>
+      </w:r>
+      <w:r>
+        <w:t xml:space="preserve">, el backend rechaza cualquier creación o guardado de notas con</w:t>
+      </w:r>
+      <w:r>
+        <w:t xml:space="preserve"> </w:t>
+      </w:r>
+      <w:r>
+        <w:rPr>
+          <w:rStyle w:val="VerbatimChar"/>
+        </w:rPr>
+        <w:t xml:space="preserve">409 Conflict</w:t>
+      </w:r>
+      <w:r>
+        <w:t xml:space="preserve">.</w:t>
       </w:r>
     </w:p>
     <w:p>
@@ -1647,30 +904,20 @@
         <w:pStyle w:val="Compact"/>
         <w:numPr>
           <w:ilvl w:val="1"/>
-          <w:numId w:val="1023"/>
-        </w:numPr>
-      </w:pPr>
+          <w:numId w:val="1010"/>
+        </w:numPr>
+      </w:pPr>
+      <w:r>
+        <w:t xml:space="preserve">Si el docente ya formalizó el cierre de la materia (</w:t>
+      </w:r>
       <w:r>
         <w:rPr>
           <w:rStyle w:val="VerbatimChar"/>
         </w:rPr>
-        <w:t xml:space="preserve">GET /api/student/grade-details/:id_estudiante/:id_periodo/:id_materia</w:t>
-      </w:r>
-    </w:p>
-    <w:p>
-      <w:pPr>
-        <w:pStyle w:val="Compact"/>
-        <w:numPr>
-          <w:ilvl w:val="0"/>
-          <w:numId w:val="1022"/>
-        </w:numPr>
-      </w:pPr>
-      <w:r>
-        <w:rPr>
-          <w:b/>
-          <w:bCs/>
-        </w:rPr>
-        <w:t xml:space="preserve">Componentes frontend relacionados:</w:t>
+        <w:t xml:space="preserve">cierre_materia</w:t>
+      </w:r>
+      <w:r>
+        <w:t xml:space="preserve">), se bloquea el guardado en backend y los inputs quedan deshabilitados en el frontend.</w:t>
       </w:r>
     </w:p>
     <w:p>
@@ -1678,97 +925,16 @@
         <w:pStyle w:val="Compact"/>
         <w:numPr>
           <w:ilvl w:val="1"/>
-          <w:numId w:val="1024"/>
-        </w:numPr>
-      </w:pPr>
-      <w:hyperlink r:id="rId30">
-        <w:r>
-          <w:rPr>
-            <w:rStyle w:val="Hyperlink"/>
-          </w:rPr>
-          <w:t xml:space="preserve">StudentGradesView.vue</w:t>
-        </w:r>
-      </w:hyperlink>
-    </w:p>
-    <w:p>
-      <w:pPr>
-        <w:pStyle w:val="Compact"/>
-        <w:numPr>
-          <w:ilvl w:val="1"/>
-          <w:numId w:val="1024"/>
-        </w:numPr>
-      </w:pPr>
-      <w:hyperlink r:id="rId31">
-        <w:r>
-          <w:rPr>
-            <w:rStyle w:val="Hyperlink"/>
-          </w:rPr>
-          <w:t xml:space="preserve">SubjectDetailsView.vue</w:t>
-        </w:r>
-      </w:hyperlink>
-    </w:p>
-    <w:p>
-      <w:pPr>
-        <w:pStyle w:val="Compact"/>
-        <w:numPr>
-          <w:ilvl w:val="0"/>
-          <w:numId w:val="1022"/>
-        </w:numPr>
-      </w:pPr>
-      <w:r>
-        <w:rPr>
-          <w:b/>
-          <w:bCs/>
-        </w:rPr>
-        <w:t xml:space="preserve">Controllers/Services relacionados:</w:t>
-      </w:r>
-    </w:p>
-    <w:p>
-      <w:pPr>
-        <w:pStyle w:val="Compact"/>
-        <w:numPr>
-          <w:ilvl w:val="1"/>
-          <w:numId w:val="1025"/>
-        </w:numPr>
-      </w:pPr>
-      <w:hyperlink r:id="rId32">
-        <w:r>
-          <w:rPr>
-            <w:rStyle w:val="Hyperlink"/>
-          </w:rPr>
-          <w:t xml:space="preserve">studentPortalController.ts</w:t>
-        </w:r>
-      </w:hyperlink>
-      <w:r>
-        <w:t xml:space="preserve"> </w:t>
-      </w:r>
-      <w:r>
-        <w:t xml:space="preserve">(</w:t>
-      </w:r>
-      <w:r>
-        <w:rPr>
-          <w:rStyle w:val="VerbatimChar"/>
-        </w:rPr>
-        <w:t xml:space="preserve">getStudentGrades</w:t>
-      </w:r>
-      <w:r>
-        <w:t xml:space="preserve">,</w:t>
-      </w:r>
-      <w:r>
-        <w:t xml:space="preserve"> </w:t>
-      </w:r>
-      <w:r>
-        <w:rPr>
-          <w:rStyle w:val="VerbatimChar"/>
-        </w:rPr>
-        <w:t xml:space="preserve">getGradeDetails</w:t>
-      </w:r>
-      <w:r>
-        <w:t xml:space="preserve">)</w:t>
-      </w:r>
-    </w:p>
-    <w:bookmarkEnd w:id="33"/>
-    <w:bookmarkEnd w:id="34"/>
+          <w:numId w:val="1010"/>
+        </w:numPr>
+      </w:pPr>
+      <w:r>
+        <w:t xml:space="preserve">Triggers de PostgreSQL abortan cualquier intento de escritura directa a nivel de base de datos.</w:t>
+      </w:r>
+    </w:p>
+    <w:bookmarkEnd w:id="14"/>
+    <w:bookmarkEnd w:id="15"/>
+    <w:bookmarkEnd w:id="16"/>
     <w:sectPr>
       <w:footnotePr>
         <w:numRestart w:val="eachSect"/>
@@ -1982,6 +1148,91 @@
       </w:rPr>
     </w:lvl>
   </w:abstractNum>
+  <w:abstractNum w:abstractNumId="99411">
+    <w:nsid w:val="00A99411"/>
+    <w:multiLevelType w:val="multilevel"/>
+    <w:lvl w:ilvl="0">
+      <w:start w:val="1"/>
+      <w:numFmt w:val="decimal"/>
+      <w:lvlText w:val="%1."/>
+      <w:lvlJc w:val="left"/>
+      <w:pPr>
+        <w:ind w:left="720" w:hanging="360"/>
+      </w:pPr>
+    </w:lvl>
+    <w:lvl w:ilvl="1">
+      <w:start w:val="1"/>
+      <w:numFmt w:val="decimal"/>
+      <w:lvlText w:val="%2."/>
+      <w:lvlJc w:val="left"/>
+      <w:pPr>
+        <w:ind w:left="1440" w:hanging="360"/>
+      </w:pPr>
+    </w:lvl>
+    <w:lvl w:ilvl="2">
+      <w:start w:val="1"/>
+      <w:numFmt w:val="decimal"/>
+      <w:lvlText w:val="%3."/>
+      <w:lvlJc w:val="left"/>
+      <w:pPr>
+        <w:ind w:left="2160" w:hanging="360"/>
+      </w:pPr>
+    </w:lvl>
+    <w:lvl w:ilvl="3">
+      <w:start w:val="1"/>
+      <w:numFmt w:val="decimal"/>
+      <w:lvlText w:val="%4."/>
+      <w:lvlJc w:val="left"/>
+      <w:pPr>
+        <w:ind w:left="2880" w:hanging="360"/>
+      </w:pPr>
+    </w:lvl>
+    <w:lvl w:ilvl="4">
+      <w:start w:val="1"/>
+      <w:numFmt w:val="decimal"/>
+      <w:lvlText w:val="%5."/>
+      <w:lvlJc w:val="left"/>
+      <w:pPr>
+        <w:ind w:left="3600" w:hanging="360"/>
+      </w:pPr>
+    </w:lvl>
+    <w:lvl w:ilvl="5">
+      <w:start w:val="1"/>
+      <w:numFmt w:val="decimal"/>
+      <w:lvlText w:val="%6."/>
+      <w:lvlJc w:val="left"/>
+      <w:pPr>
+        <w:ind w:left="4320" w:hanging="360"/>
+      </w:pPr>
+    </w:lvl>
+    <w:lvl w:ilvl="6">
+      <w:start w:val="1"/>
+      <w:numFmt w:val="decimal"/>
+      <w:lvlText w:val="%7."/>
+      <w:lvlJc w:val="left"/>
+      <w:pPr>
+        <w:ind w:left="5040" w:hanging="360"/>
+      </w:pPr>
+    </w:lvl>
+    <w:lvl w:ilvl="7">
+      <w:start w:val="1"/>
+      <w:numFmt w:val="decimal"/>
+      <w:lvlText w:val="%8."/>
+      <w:lvlJc w:val="left"/>
+      <w:pPr>
+        <w:ind w:left="5760" w:hanging="360"/>
+      </w:pPr>
+    </w:lvl>
+    <w:lvl w:ilvl="8">
+      <w:start w:val="1"/>
+      <w:numFmt w:val="decimal"/>
+      <w:lvlText w:val="%9."/>
+      <w:lvlJc w:val="left"/>
+      <w:pPr>
+        <w:ind w:left="6480" w:hanging="360"/>
+      </w:pPr>
+    </w:lvl>
+  </w:abstractNum>
   <w:num w:numId="1000">
     <w:abstractNumId w:val="990"/>
   </w:num>
@@ -1989,76 +1240,166 @@
     <w:abstractNumId w:val="991"/>
   </w:num>
   <w:num w:numId="1002">
-    <w:abstractNumId w:val="991"/>
+    <w:abstractNumId w:val="99411"/>
+    <w:lvlOverride w:ilvl="0">
+      <w:startOverride w:val="1"/>
+    </w:lvlOverride>
+    <w:lvlOverride w:ilvl="1">
+      <w:startOverride w:val="1"/>
+    </w:lvlOverride>
+    <w:lvlOverride w:ilvl="2">
+      <w:startOverride w:val="1"/>
+    </w:lvlOverride>
+    <w:lvlOverride w:ilvl="3">
+      <w:startOverride w:val="1"/>
+    </w:lvlOverride>
+    <w:lvlOverride w:ilvl="4">
+      <w:startOverride w:val="1"/>
+    </w:lvlOverride>
+    <w:lvlOverride w:ilvl="5">
+      <w:startOverride w:val="1"/>
+    </w:lvlOverride>
+    <w:lvlOverride w:ilvl="6">
+      <w:startOverride w:val="1"/>
+    </w:lvlOverride>
+    <w:lvlOverride w:ilvl="7">
+      <w:startOverride w:val="1"/>
+    </w:lvlOverride>
+    <w:lvlOverride w:ilvl="8">
+      <w:startOverride w:val="1"/>
+    </w:lvlOverride>
   </w:num>
   <w:num w:numId="1003">
     <w:abstractNumId w:val="991"/>
   </w:num>
   <w:num w:numId="1004">
-    <w:abstractNumId w:val="991"/>
+    <w:abstractNumId w:val="99411"/>
+    <w:lvlOverride w:ilvl="0">
+      <w:startOverride w:val="1"/>
+    </w:lvlOverride>
+    <w:lvlOverride w:ilvl="1">
+      <w:startOverride w:val="1"/>
+    </w:lvlOverride>
+    <w:lvlOverride w:ilvl="2">
+      <w:startOverride w:val="1"/>
+    </w:lvlOverride>
+    <w:lvlOverride w:ilvl="3">
+      <w:startOverride w:val="1"/>
+    </w:lvlOverride>
+    <w:lvlOverride w:ilvl="4">
+      <w:startOverride w:val="1"/>
+    </w:lvlOverride>
+    <w:lvlOverride w:ilvl="5">
+      <w:startOverride w:val="1"/>
+    </w:lvlOverride>
+    <w:lvlOverride w:ilvl="6">
+      <w:startOverride w:val="1"/>
+    </w:lvlOverride>
+    <w:lvlOverride w:ilvl="7">
+      <w:startOverride w:val="1"/>
+    </w:lvlOverride>
+    <w:lvlOverride w:ilvl="8">
+      <w:startOverride w:val="1"/>
+    </w:lvlOverride>
   </w:num>
   <w:num w:numId="1005">
     <w:abstractNumId w:val="991"/>
   </w:num>
   <w:num w:numId="1006">
-    <w:abstractNumId w:val="991"/>
+    <w:abstractNumId w:val="99411"/>
+    <w:lvlOverride w:ilvl="0">
+      <w:startOverride w:val="1"/>
+    </w:lvlOverride>
+    <w:lvlOverride w:ilvl="1">
+      <w:startOverride w:val="1"/>
+    </w:lvlOverride>
+    <w:lvlOverride w:ilvl="2">
+      <w:startOverride w:val="1"/>
+    </w:lvlOverride>
+    <w:lvlOverride w:ilvl="3">
+      <w:startOverride w:val="1"/>
+    </w:lvlOverride>
+    <w:lvlOverride w:ilvl="4">
+      <w:startOverride w:val="1"/>
+    </w:lvlOverride>
+    <w:lvlOverride w:ilvl="5">
+      <w:startOverride w:val="1"/>
+    </w:lvlOverride>
+    <w:lvlOverride w:ilvl="6">
+      <w:startOverride w:val="1"/>
+    </w:lvlOverride>
+    <w:lvlOverride w:ilvl="7">
+      <w:startOverride w:val="1"/>
+    </w:lvlOverride>
+    <w:lvlOverride w:ilvl="8">
+      <w:startOverride w:val="1"/>
+    </w:lvlOverride>
   </w:num>
   <w:num w:numId="1007">
     <w:abstractNumId w:val="991"/>
   </w:num>
   <w:num w:numId="1008">
-    <w:abstractNumId w:val="991"/>
+    <w:abstractNumId w:val="99411"/>
+    <w:lvlOverride w:ilvl="0">
+      <w:startOverride w:val="1"/>
+    </w:lvlOverride>
+    <w:lvlOverride w:ilvl="1">
+      <w:startOverride w:val="1"/>
+    </w:lvlOverride>
+    <w:lvlOverride w:ilvl="2">
+      <w:startOverride w:val="1"/>
+    </w:lvlOverride>
+    <w:lvlOverride w:ilvl="3">
+      <w:startOverride w:val="1"/>
+    </w:lvlOverride>
+    <w:lvlOverride w:ilvl="4">
+      <w:startOverride w:val="1"/>
+    </w:lvlOverride>
+    <w:lvlOverride w:ilvl="5">
+      <w:startOverride w:val="1"/>
+    </w:lvlOverride>
+    <w:lvlOverride w:ilvl="6">
+      <w:startOverride w:val="1"/>
+    </w:lvlOverride>
+    <w:lvlOverride w:ilvl="7">
+      <w:startOverride w:val="1"/>
+    </w:lvlOverride>
+    <w:lvlOverride w:ilvl="8">
+      <w:startOverride w:val="1"/>
+    </w:lvlOverride>
   </w:num>
   <w:num w:numId="1009">
     <w:abstractNumId w:val="991"/>
   </w:num>
   <w:num w:numId="1010">
-    <w:abstractNumId w:val="991"/>
-  </w:num>
-  <w:num w:numId="1011">
-    <w:abstractNumId w:val="991"/>
-  </w:num>
-  <w:num w:numId="1012">
-    <w:abstractNumId w:val="991"/>
-  </w:num>
-  <w:num w:numId="1013">
-    <w:abstractNumId w:val="991"/>
-  </w:num>
-  <w:num w:numId="1014">
-    <w:abstractNumId w:val="991"/>
-  </w:num>
-  <w:num w:numId="1015">
-    <w:abstractNumId w:val="991"/>
-  </w:num>
-  <w:num w:numId="1016">
-    <w:abstractNumId w:val="991"/>
-  </w:num>
-  <w:num w:numId="1017">
-    <w:abstractNumId w:val="991"/>
-  </w:num>
-  <w:num w:numId="1018">
-    <w:abstractNumId w:val="991"/>
-  </w:num>
-  <w:num w:numId="1019">
-    <w:abstractNumId w:val="991"/>
-  </w:num>
-  <w:num w:numId="1020">
-    <w:abstractNumId w:val="991"/>
-  </w:num>
-  <w:num w:numId="1021">
-    <w:abstractNumId w:val="991"/>
-  </w:num>
-  <w:num w:numId="1022">
-    <w:abstractNumId w:val="991"/>
-  </w:num>
-  <w:num w:numId="1023">
-    <w:abstractNumId w:val="991"/>
-  </w:num>
-  <w:num w:numId="1024">
-    <w:abstractNumId w:val="991"/>
-  </w:num>
-  <w:num w:numId="1025">
-    <w:abstractNumId w:val="991"/>
+    <w:abstractNumId w:val="99411"/>
+    <w:lvlOverride w:ilvl="0">
+      <w:startOverride w:val="1"/>
+    </w:lvlOverride>
+    <w:lvlOverride w:ilvl="1">
+      <w:startOverride w:val="1"/>
+    </w:lvlOverride>
+    <w:lvlOverride w:ilvl="2">
+      <w:startOverride w:val="1"/>
+    </w:lvlOverride>
+    <w:lvlOverride w:ilvl="3">
+      <w:startOverride w:val="1"/>
+    </w:lvlOverride>
+    <w:lvlOverride w:ilvl="4">
+      <w:startOverride w:val="1"/>
+    </w:lvlOverride>
+    <w:lvlOverride w:ilvl="5">
+      <w:startOverride w:val="1"/>
+    </w:lvlOverride>
+    <w:lvlOverride w:ilvl="6">
+      <w:startOverride w:val="1"/>
+    </w:lvlOverride>
+    <w:lvlOverride w:ilvl="7">
+      <w:startOverride w:val="1"/>
+    </w:lvlOverride>
+    <w:lvlOverride w:ilvl="8">
+      <w:startOverride w:val="1"/>
+    </w:lvlOverride>
   </w:num>
 </w:numbering>
 </file>
